--- a/testakten/insolvenzforderungsanmeldungspruefung-phoenix-solar/17_feststellungsklage_nachlauf.docx
+++ b/testakten/insolvenzforderungsanmeldungspruefung-phoenix-solar/17_feststellungsklage_nachlauf.docx
@@ -5,64 +5,102 @@
     <w:p>
       <w:pPr>
         <w:pStyle w:val="Heading1"/>
+        <w:spacing w:after="160" w:line="259" w:lineRule="auto"/>
       </w:pPr>
       <w:r>
         <w:rPr>
           <w:rFonts w:ascii="Times New Roman" w:hAnsi="Times New Roman"/>
+          <w:b/>
+          <w:sz w:val="28"/>
         </w:rPr>
         <w:t>Feststellungsklage-Entwurf und Streitnachlauf nach Prüfungstermin</w:t>
       </w:r>
     </w:p>
     <w:p>
       <w:pPr>
+        <w:spacing w:before="120" w:after="60" w:line="259" w:lineRule="auto"/>
         <w:jc w:val="left"/>
       </w:pPr>
       <w:r>
         <w:rPr>
-          <w:b/>
+          <w:rFonts w:ascii="Times New Roman" w:hAnsi="Times New Roman"/>
+          <w:b w:val="0"/>
+          <w:i w:val="0"/>
+          <w:sz w:val="22"/>
         </w:rPr>
         <w:t>Aktenzeichen Insolvenzverfahren:</w:t>
       </w:r>
       <w:r>
+        <w:rPr>
+          <w:rFonts w:ascii="Times New Roman" w:hAnsi="Times New Roman"/>
+          <w:b w:val="0"/>
+          <w:i w:val="0"/>
+          <w:sz w:val="22"/>
+        </w:rPr>
         <w:t xml:space="preserve"> 35 IN 417/26</w:t>
       </w:r>
     </w:p>
     <w:p>
       <w:pPr>
+        <w:spacing w:before="120" w:after="60" w:line="259" w:lineRule="auto"/>
         <w:jc w:val="left"/>
       </w:pPr>
       <w:r>
         <w:rPr>
+          <w:rFonts w:ascii="Times New Roman" w:hAnsi="Times New Roman"/>
           <w:b/>
+          <w:sz w:val="22"/>
         </w:rPr>
         <w:t>Stand:</w:t>
       </w:r>
       <w:r>
+        <w:rPr>
+          <w:rFonts w:ascii="Times New Roman" w:hAnsi="Times New Roman"/>
+          <w:b/>
+          <w:sz w:val="22"/>
+        </w:rPr>
         <w:t xml:space="preserve"> 30. Juni 2026</w:t>
       </w:r>
     </w:p>
     <w:p>
       <w:pPr>
+        <w:spacing w:before="120" w:after="60" w:line="259" w:lineRule="auto"/>
         <w:jc w:val="left"/>
       </w:pPr>
       <w:r>
         <w:rPr>
-          <w:b/>
+          <w:rFonts w:ascii="Times New Roman" w:hAnsi="Times New Roman"/>
+          <w:b w:val="0"/>
+          <w:i w:val="0"/>
+          <w:sz w:val="22"/>
         </w:rPr>
         <w:t>Bearbeiter:</w:t>
       </w:r>
       <w:r>
+        <w:rPr>
+          <w:rFonts w:ascii="Times New Roman" w:hAnsi="Times New Roman"/>
+          <w:b w:val="0"/>
+          <w:i w:val="0"/>
+          <w:sz w:val="22"/>
+        </w:rPr>
         <w:t xml:space="preserve"> RA Dr. Konrad Muster / Doris Felgner</w:t>
       </w:r>
     </w:p>
-    <w:p/>
+    <w:p>
+      <w:pPr>
+        <w:spacing w:line="259" w:lineRule="auto" w:after="60"/>
+      </w:pPr>
+    </w:p>
     <w:p>
       <w:pPr>
         <w:pStyle w:val="Heading2"/>
+        <w:spacing w:before="120" w:after="60" w:line="259" w:lineRule="auto"/>
       </w:pPr>
       <w:r>
         <w:rPr>
           <w:rFonts w:ascii="Times New Roman" w:hAnsi="Times New Roman"/>
+          <w:b/>
+          <w:sz w:val="22"/>
         </w:rPr>
         <w:t>1. Übersicht streitiger Positionen und Nachlauf</w:t>
       </w:r>
@@ -1090,14 +1128,21 @@
         </w:tc>
       </w:tr>
     </w:tbl>
-    <w:p/>
+    <w:p>
+      <w:pPr>
+        <w:spacing w:line="259" w:lineRule="auto" w:after="60"/>
+      </w:pPr>
+    </w:p>
     <w:p>
       <w:pPr>
         <w:pStyle w:val="Heading2"/>
+        <w:spacing w:before="120" w:after="60" w:line="259" w:lineRule="auto"/>
       </w:pPr>
       <w:r>
         <w:rPr>
           <w:rFonts w:ascii="Times New Roman" w:hAnsi="Times New Roman"/>
+          <w:b/>
+          <w:sz w:val="22"/>
         </w:rPr>
         <w:t>2. Entwurf Feststellungsklage – Solarteile Nord GmbH gegen Schuldner</w:t>
       </w:r>
@@ -1105,6 +1150,7 @@
     <w:p>
       <w:pPr>
         <w:pStyle w:val="Heading3"/>
+        <w:spacing w:line="259" w:lineRule="auto" w:after="60"/>
       </w:pPr>
       <w:r>
         <w:rPr>
@@ -1115,6 +1161,7 @@
     </w:p>
     <w:p>
       <w:pPr>
+        <w:spacing w:line="259" w:lineRule="auto" w:after="60"/>
         <w:jc w:val="left"/>
       </w:pPr>
       <w:r>
@@ -1126,6 +1173,7 @@
     </w:p>
     <w:p>
       <w:pPr>
+        <w:spacing w:line="259" w:lineRule="auto" w:after="60"/>
         <w:jc w:val="left"/>
       </w:pPr>
       <w:r>
@@ -1137,6 +1185,7 @@
     </w:p>
     <w:p>
       <w:pPr>
+        <w:spacing w:line="259" w:lineRule="auto" w:after="60"/>
         <w:jc w:val="left"/>
       </w:pPr>
       <w:r>
@@ -1145,6 +1194,7 @@
     </w:p>
     <w:p>
       <w:pPr>
+        <w:spacing w:line="259" w:lineRule="auto" w:after="60"/>
         <w:jc w:val="left"/>
       </w:pPr>
       <w:r>
@@ -1153,6 +1203,7 @@
     </w:p>
     <w:p>
       <w:pPr>
+        <w:spacing w:line="259" w:lineRule="auto" w:after="60"/>
         <w:jc w:val="left"/>
       </w:pPr>
       <w:r>
@@ -1164,6 +1215,7 @@
     </w:p>
     <w:p>
       <w:pPr>
+        <w:spacing w:line="259" w:lineRule="auto" w:after="60"/>
         <w:jc w:val="left"/>
       </w:pPr>
       <w:r>
@@ -1172,6 +1224,7 @@
     </w:p>
     <w:p>
       <w:pPr>
+        <w:spacing w:line="259" w:lineRule="auto" w:after="60"/>
         <w:jc w:val="left"/>
       </w:pPr>
       <w:r>
@@ -1180,6 +1233,7 @@
     </w:p>
     <w:p>
       <w:pPr>
+        <w:spacing w:line="259" w:lineRule="auto" w:after="60"/>
         <w:jc w:val="left"/>
       </w:pPr>
       <w:r>
@@ -1192,10 +1246,15 @@
         <w:t xml:space="preserve"> Feststellung einer bestrittenen Insolvenzforderung</w:t>
       </w:r>
     </w:p>
-    <w:p/>
+    <w:p>
+      <w:pPr>
+        <w:spacing w:line="259" w:lineRule="auto" w:after="60"/>
+      </w:pPr>
+    </w:p>
     <w:p>
       <w:pPr>
         <w:pStyle w:val="Heading3"/>
+        <w:spacing w:line="259" w:lineRule="auto" w:after="60"/>
       </w:pPr>
       <w:r>
         <w:rPr>
@@ -1206,6 +1265,7 @@
     </w:p>
     <w:p>
       <w:pPr>
+        <w:spacing w:line="259" w:lineRule="auto" w:after="60"/>
         <w:jc w:val="left"/>
       </w:pPr>
       <w:r>
@@ -1217,6 +1277,7 @@
     </w:p>
     <w:p>
       <w:pPr>
+        <w:spacing w:line="259" w:lineRule="auto" w:after="60"/>
         <w:jc w:val="left"/>
       </w:pPr>
       <w:r>
@@ -1231,6 +1292,7 @@
     </w:p>
     <w:p>
       <w:pPr>
+        <w:spacing w:line="259" w:lineRule="auto" w:after="60"/>
         <w:jc w:val="left"/>
       </w:pPr>
       <w:r>
@@ -1243,9 +1305,14 @@
         <w:t xml:space="preserve"> § 180 Abs. 1 InsO i.V.m. §§ 23, 71 GVG (Streitwert &gt; 5.000 EUR → LG)</w:t>
       </w:r>
     </w:p>
-    <w:p/>
     <w:p>
       <w:pPr>
+        <w:spacing w:line="259" w:lineRule="auto" w:after="60"/>
+      </w:pPr>
+    </w:p>
+    <w:p>
+      <w:pPr>
+        <w:spacing w:line="259" w:lineRule="auto" w:after="60"/>
         <w:jc w:val="left"/>
       </w:pPr>
       <w:r>
@@ -1257,6 +1324,7 @@
     </w:p>
     <w:p>
       <w:pPr>
+        <w:spacing w:line="259" w:lineRule="auto" w:after="60"/>
         <w:jc w:val="left"/>
       </w:pPr>
       <w:r>
@@ -1266,6 +1334,7 @@
     <w:p>
       <w:pPr>
         <w:pStyle w:val="ListNumber"/>
+        <w:spacing w:line="259" w:lineRule="auto" w:after="60"/>
       </w:pPr>
       <w:r>
         <w:t xml:space="preserve">Es wird festgestellt, dass die Forderung der Klägerin gegen die Schuldnerin Phoenix Solar Montage GmbH aus Warenlieferungen (Rechnungen SN-2026-014 bis SN-2026-018, ohne SN-2026-016) in Höhe von </w:t>
@@ -1283,14 +1352,20 @@
     <w:p>
       <w:pPr>
         <w:pStyle w:val="ListNumber"/>
+        <w:spacing w:line="259" w:lineRule="auto" w:after="60"/>
       </w:pPr>
       <w:r>
         <w:t>Der Beklagte trägt die Kosten des Rechtsstreits.</w:t>
       </w:r>
     </w:p>
-    <w:p/>
     <w:p>
       <w:pPr>
+        <w:spacing w:line="259" w:lineRule="auto" w:after="60"/>
+      </w:pPr>
+    </w:p>
+    <w:p>
+      <w:pPr>
+        <w:spacing w:line="259" w:lineRule="auto" w:after="60"/>
         <w:jc w:val="left"/>
       </w:pPr>
       <w:r>
@@ -1302,6 +1377,7 @@
     </w:p>
     <w:p>
       <w:pPr>
+        <w:spacing w:line="259" w:lineRule="auto" w:after="60"/>
         <w:jc w:val="left"/>
       </w:pPr>
       <w:r>
@@ -1313,6 +1389,7 @@
     </w:p>
     <w:p>
       <w:pPr>
+        <w:spacing w:line="259" w:lineRule="auto" w:after="60"/>
         <w:jc w:val="left"/>
       </w:pPr>
       <w:r>
@@ -1322,6 +1399,7 @@
     <w:p>
       <w:pPr>
         <w:pStyle w:val="ListBullet"/>
+        <w:spacing w:line="259" w:lineRule="auto" w:after="60"/>
       </w:pPr>
       <w:r>
         <w:t>Rechnung SN-2026-014: 5.997,60 EUR (10. Januar 2026)</w:t>
@@ -1330,6 +1408,7 @@
     <w:p>
       <w:pPr>
         <w:pStyle w:val="ListBullet"/>
+        <w:spacing w:line="259" w:lineRule="auto" w:after="60"/>
       </w:pPr>
       <w:r>
         <w:t>Rechnung SN-2026-015: 4.248,30 EUR (25. Januar 2026)</w:t>
@@ -1338,6 +1417,7 @@
     <w:p>
       <w:pPr>
         <w:pStyle w:val="ListBullet"/>
+        <w:spacing w:line="259" w:lineRule="auto" w:after="60"/>
       </w:pPr>
       <w:r>
         <w:t>Rechnung SN-2026-017: 8.801,00 EUR (18. Februar 2026)</w:t>
@@ -1346,6 +1426,7 @@
     <w:p>
       <w:pPr>
         <w:pStyle w:val="ListBullet"/>
+        <w:spacing w:line="259" w:lineRule="auto" w:after="60"/>
       </w:pPr>
       <w:r>
         <w:t>Rechnung SN-2026-018: 5.203,30 EUR (10. März 2026)</w:t>
@@ -1354,6 +1435,7 @@
     <w:p>
       <w:pPr>
         <w:pStyle w:val="ListBullet"/>
+        <w:spacing w:line="259" w:lineRule="auto" w:after="60"/>
       </w:pPr>
       <w:r>
         <w:rPr>
@@ -1367,6 +1449,7 @@
     </w:p>
     <w:p>
       <w:pPr>
+        <w:spacing w:line="259" w:lineRule="auto" w:after="60"/>
         <w:jc w:val="left"/>
       </w:pPr>
       <w:r>
@@ -1375,6 +1458,7 @@
     </w:p>
     <w:p>
       <w:pPr>
+        <w:spacing w:line="259" w:lineRule="auto" w:after="60"/>
         <w:jc w:val="left"/>
       </w:pPr>
       <w:r>
@@ -1383,6 +1467,7 @@
     </w:p>
     <w:p>
       <w:pPr>
+        <w:spacing w:line="259" w:lineRule="auto" w:after="60"/>
         <w:jc w:val="left"/>
       </w:pPr>
       <w:r>
@@ -1394,6 +1479,7 @@
     </w:p>
     <w:p>
       <w:pPr>
+        <w:spacing w:line="259" w:lineRule="auto" w:after="60"/>
         <w:jc w:val="left"/>
       </w:pPr>
       <w:r>
@@ -1403,6 +1489,7 @@
     <w:p>
       <w:pPr>
         <w:pStyle w:val="ListBullet"/>
+        <w:spacing w:line="259" w:lineRule="auto" w:after="60"/>
       </w:pPr>
       <w:r>
         <w:t>Es wurden keine Mängel schriftlich gerügt.</w:t>
@@ -1411,6 +1498,7 @@
     <w:p>
       <w:pPr>
         <w:pStyle w:val="ListBullet"/>
+        <w:spacing w:line="259" w:lineRule="auto" w:after="60"/>
       </w:pPr>
       <w:r>
         <w:t>Die Schuldnerin hat die Module montiert und in Betrieb genommen.</w:t>
@@ -1419,6 +1507,7 @@
     <w:p>
       <w:pPr>
         <w:pStyle w:val="ListBullet"/>
+        <w:spacing w:line="259" w:lineRule="auto" w:after="60"/>
       </w:pPr>
       <w:r>
         <w:t>Es wurde kein Sachverständigengutachten eingeholt.</w:t>
@@ -1427,6 +1516,7 @@
     <w:p>
       <w:pPr>
         <w:pStyle w:val="ListBullet"/>
+        <w:spacing w:line="259" w:lineRule="auto" w:after="60"/>
       </w:pPr>
       <w:r>
         <w:t>Der Beklagte verweist auf eigene, nicht dokumentierte Messungen.</w:t>
@@ -1434,6 +1524,7 @@
     </w:p>
     <w:p>
       <w:pPr>
+        <w:spacing w:line="259" w:lineRule="auto" w:after="60"/>
         <w:jc w:val="left"/>
       </w:pPr>
       <w:r>
@@ -1442,6 +1533,7 @@
     </w:p>
     <w:p>
       <w:pPr>
+        <w:spacing w:line="259" w:lineRule="auto" w:after="60"/>
         <w:jc w:val="left"/>
       </w:pPr>
       <w:r>
@@ -1453,6 +1545,7 @@
     </w:p>
     <w:p>
       <w:pPr>
+        <w:spacing w:line="259" w:lineRule="auto" w:after="60"/>
         <w:jc w:val="left"/>
       </w:pPr>
       <w:r>
@@ -1461,6 +1554,7 @@
     </w:p>
     <w:p>
       <w:pPr>
+        <w:spacing w:line="259" w:lineRule="auto" w:after="60"/>
         <w:jc w:val="left"/>
       </w:pPr>
       <w:r>
@@ -1473,6 +1567,7 @@
     <w:p>
       <w:pPr>
         <w:pStyle w:val="ListBullet"/>
+        <w:spacing w:line="259" w:lineRule="auto" w:after="60"/>
       </w:pPr>
       <w:r>
         <w:t>Beweis für Lieferung und ordnungsgemäße Beschaffenheit: Lieferscheine LS-2026-014 bis LS-2026-018 (Anlage K1), Sachverständigengutachten (Einholung beantragt).</w:t>
@@ -1481,6 +1576,7 @@
     <w:p>
       <w:pPr>
         <w:pStyle w:val="ListBullet"/>
+        <w:spacing w:line="259" w:lineRule="auto" w:after="60"/>
       </w:pPr>
       <w:r>
         <w:t>Beweis für ausgebliebene Mängelrüge: Zeuge Dirk Rasmussen (Geschäftsführer Klägerin).</w:t>
@@ -1489,14 +1585,20 @@
     <w:p>
       <w:pPr>
         <w:pStyle w:val="ListBullet"/>
+        <w:spacing w:line="259" w:lineRule="auto" w:after="60"/>
       </w:pPr>
       <w:r>
         <w:t>Beweis für Fälligkeit und Mahnungen: Anlage K2 (Mahnschreiben).</w:t>
       </w:r>
     </w:p>
-    <w:p/>
     <w:p>
       <w:pPr>
+        <w:spacing w:line="259" w:lineRule="auto" w:after="60"/>
+      </w:pPr>
+    </w:p>
+    <w:p>
+      <w:pPr>
+        <w:spacing w:line="259" w:lineRule="auto" w:after="60"/>
         <w:jc w:val="left"/>
       </w:pPr>
       <w:r>
@@ -1511,6 +1613,7 @@
     </w:p>
     <w:p>
       <w:pPr>
+        <w:spacing w:line="259" w:lineRule="auto" w:after="60"/>
         <w:jc w:val="left"/>
       </w:pPr>
       <w:r>
@@ -1525,6 +1628,7 @@
     </w:p>
     <w:p>
       <w:pPr>
+        <w:spacing w:line="259" w:lineRule="auto" w:after="60"/>
         <w:jc w:val="left"/>
       </w:pPr>
       <w:r>
@@ -1537,10 +1641,15 @@
         <w:t xml:space="preserve"> Tabellenauszug aus Insolvenztabelle Az. 35 IN 417/26</w:t>
       </w:r>
     </w:p>
-    <w:p/>
+    <w:p>
+      <w:pPr>
+        <w:spacing w:line="259" w:lineRule="auto" w:after="60"/>
+      </w:pPr>
+    </w:p>
     <w:p>
       <w:pPr>
         <w:pStyle w:val="Heading2"/>
+        <w:spacing w:line="259" w:lineRule="auto" w:after="60"/>
       </w:pPr>
       <w:r>
         <w:rPr>
@@ -1551,6 +1660,7 @@
     </w:p>
     <w:p>
       <w:pPr>
+        <w:spacing w:line="259" w:lineRule="auto" w:after="60"/>
         <w:jc w:val="left"/>
       </w:pPr>
       <w:r>
@@ -1559,6 +1669,7 @@
     </w:p>
     <w:p>
       <w:pPr>
+        <w:spacing w:line="259" w:lineRule="auto" w:after="60"/>
         <w:jc w:val="left"/>
       </w:pPr>
       <w:r>
@@ -1570,6 +1681,7 @@
     </w:p>
     <w:p>
       <w:pPr>
+        <w:spacing w:line="259" w:lineRule="auto" w:after="60"/>
         <w:jc w:val="left"/>
       </w:pPr>
       <w:r>
@@ -1578,6 +1690,7 @@
     </w:p>
     <w:p>
       <w:pPr>
+        <w:spacing w:line="259" w:lineRule="auto" w:after="60"/>
         <w:jc w:val="left"/>
       </w:pPr>
       <w:r>
@@ -1590,10 +1703,15 @@
         <w:t xml:space="preserve"> Der Insolvenzverwalter wartet auf Vorlage des Schuldanerkenntnisses bis 15. Juli 2026.</w:t>
       </w:r>
     </w:p>
-    <w:p/>
+    <w:p>
+      <w:pPr>
+        <w:spacing w:line="259" w:lineRule="auto" w:after="60"/>
+      </w:pPr>
+    </w:p>
     <w:p>
       <w:pPr>
         <w:pStyle w:val="Heading2"/>
+        <w:spacing w:line="259" w:lineRule="auto" w:after="60"/>
       </w:pPr>
       <w:r>
         <w:rPr>
@@ -2057,10 +2175,15 @@
         </w:tc>
       </w:tr>
     </w:tbl>
-    <w:p/>
+    <w:p>
+      <w:pPr>
+        <w:spacing w:line="259" w:lineRule="auto" w:after="60"/>
+      </w:pPr>
+    </w:p>
     <w:p>
       <w:pPr>
         <w:pStyle w:val="Heading2"/>
+        <w:spacing w:line="259" w:lineRule="auto" w:after="60"/>
       </w:pPr>
       <w:r>
         <w:rPr>
@@ -2071,6 +2194,7 @@
     </w:p>
     <w:p>
       <w:pPr>
+        <w:spacing w:line="259" w:lineRule="auto" w:after="60"/>
         <w:jc w:val="left"/>
       </w:pPr>
       <w:r>
@@ -2087,13 +2211,58 @@
       </w:r>
     </w:p>
     <w:sectPr>
+      <w:headerReference w:type="default" r:id="rId9"/>
+      <w:footerReference w:type="default" r:id="rId10"/>
       <w:pgSz w:w="11906" w:h="16838"/>
-      <w:pgMar w:top="1417" w:right="1417" w:bottom="1417" w:left="1417" w:header="720" w:footer="720" w:gutter="0"/>
+      <w:pgMar w:top="1191" w:right="1247" w:bottom="1134" w:left="1361" w:header="720" w:footer="720" w:gutter="0"/>
       <w:cols w:space="720"/>
       <w:docGrid w:linePitch="360"/>
     </w:sectPr>
   </w:body>
 </w:document>
+</file>
+
+<file path=word/footer1.xml><?xml version="1.0" encoding="utf-8"?>
+<w:ftr xmlns:m="http://schemas.openxmlformats.org/officeDocument/2006/math" xmlns:mc="http://schemas.openxmlformats.org/markup-compatibility/2006" xmlns:mo="http://schemas.microsoft.com/office/mac/office/2008/main" xmlns:mv="urn:schemas-microsoft-com:mac:vml" xmlns:o="urn:schemas-microsoft-com:office:office" xmlns:r="http://schemas.openxmlformats.org/officeDocument/2006/relationships" xmlns:v="urn:schemas-microsoft-com:vml" xmlns:w10="urn:schemas-microsoft-com:office:word" xmlns:w14="http://schemas.microsoft.com/office/word/2010/wordml" xmlns:w="http://schemas.openxmlformats.org/wordprocessingml/2006/main" xmlns:wne="http://schemas.microsoft.com/office/word/2006/wordml" xmlns:wp14="http://schemas.microsoft.com/office/word/2010/wordprocessingDrawing" xmlns:wp="http://schemas.openxmlformats.org/drawingml/2006/wordprocessingDrawing" xmlns:wpc="http://schemas.microsoft.com/office/word/2010/wordprocessingCanvas" xmlns:wpg="http://schemas.microsoft.com/office/word/2010/wordprocessingGroup" xmlns:wpi="http://schemas.microsoft.com/office/word/2010/wordprocessingInk" xmlns:wps="http://schemas.microsoft.com/office/word/2010/wordprocessingShape" mc:Ignorable="w14 wp14">
+  <w:p>
+    <w:pPr>
+      <w:pStyle w:val="Footer"/>
+      <w:jc w:val="left"/>
+    </w:pPr>
+    <w:r/>
+    <w:r>
+      <w:rPr>
+        <w:rFonts w:ascii="Times New Roman" w:hAnsi="Times New Roman"/>
+        <w:b w:val="0"/>
+        <w:color w:val="777777"/>
+        <w:sz w:val="17"/>
+      </w:rPr>
+      <w:t>Vertraulich | Bearbeitungsstand Juli 2026 | nur zur Aktenbearbeitung</w:t>
+    </w:r>
+  </w:p>
+</w:ftr>
+</file>
+
+<file path=word/header1.xml><?xml version="1.0" encoding="utf-8"?>
+<w:hdr xmlns:m="http://schemas.openxmlformats.org/officeDocument/2006/math" xmlns:mc="http://schemas.openxmlformats.org/markup-compatibility/2006" xmlns:mo="http://schemas.microsoft.com/office/mac/office/2008/main" xmlns:mv="urn:schemas-microsoft-com:mac:vml" xmlns:o="urn:schemas-microsoft-com:office:office" xmlns:r="http://schemas.openxmlformats.org/officeDocument/2006/relationships" xmlns:v="urn:schemas-microsoft-com:vml" xmlns:w10="urn:schemas-microsoft-com:office:word" xmlns:w14="http://schemas.microsoft.com/office/word/2010/wordml" xmlns:w="http://schemas.openxmlformats.org/wordprocessingml/2006/main" xmlns:wne="http://schemas.microsoft.com/office/word/2006/wordml" xmlns:wp14="http://schemas.microsoft.com/office/word/2010/wordprocessingDrawing" xmlns:wp="http://schemas.openxmlformats.org/drawingml/2006/wordprocessingDrawing" xmlns:wpc="http://schemas.microsoft.com/office/word/2010/wordprocessingCanvas" xmlns:wpg="http://schemas.microsoft.com/office/word/2010/wordprocessingGroup" xmlns:wpi="http://schemas.microsoft.com/office/word/2010/wordprocessingInk" xmlns:wps="http://schemas.microsoft.com/office/word/2010/wordprocessingShape" mc:Ignorable="w14 wp14">
+  <w:p>
+    <w:pPr>
+      <w:pStyle w:val="Header"/>
+      <w:jc w:val="left"/>
+    </w:pPr>
+    <w:r/>
+    <w:r>
+      <w:rPr>
+        <w:rFonts w:ascii="Times New Roman" w:hAnsi="Times New Roman"/>
+        <w:b w:val="0"/>
+        <w:i w:val="0"/>
+        <w:color w:val="666666"/>
+        <w:sz w:val="17"/>
+      </w:rPr>
+      <w:t>Lindenhof und Partner mbB | Insolvenz- und Restrukturierungsakte | Bearbeitungsstand Juli 2026</w:t>
+    </w:r>
+  </w:p>
+</w:hdr>
 </file>
 
 <file path=word/numbering.xml><?xml version="1.0" encoding="utf-8"?>
@@ -2810,11 +2979,12 @@
       <w:contextualSpacing/>
     </w:pPr>
     <w:rPr>
-      <w:rFonts w:asciiTheme="majorHAnsi" w:eastAsiaTheme="majorEastAsia" w:hAnsiTheme="majorHAnsi" w:cstheme="majorBidi"/>
+      <w:rFonts w:asciiTheme="majorHAnsi" w:eastAsiaTheme="majorEastAsia" w:hAnsiTheme="majorHAnsi" w:cstheme="majorBidi" w:ascii="Times New Roman" w:hAnsi="Times New Roman"/>
+      <w:b/>
       <w:color w:val="17365D" w:themeColor="text2" w:themeShade="BF"/>
       <w:spacing w:val="5"/>
       <w:kern w:val="28"/>
-      <w:sz w:val="52"/>
+      <w:sz w:val="30"/>
       <w:szCs w:val="52"/>
     </w:rPr>
   </w:style>
